--- a/sharp/3 Условные алгоритмы.docx
+++ b/sharp/3 Условные алгоритмы.docx
@@ -39,48 +39,105 @@
           <w:color w:val="000000" w:themeColor="text1"/>
           <w:sz w:val="28"/>
           <w:szCs w:val="28"/>
+        </w:rPr>
+        <w:t>3</w:t>
+      </w:r>
+      <w:r>
+        <w:rPr>
+          <w:rFonts w:ascii="Times New Roman" w:eastAsiaTheme="majorEastAsia" w:hAnsi="Times New Roman" w:cs="Times New Roman"/>
+          <w:b/>
+          <w:bCs/>
+          <w:color w:val="000000" w:themeColor="text1"/>
+          <w:sz w:val="28"/>
+          <w:szCs w:val="28"/>
+        </w:rPr>
+        <w:t>. Введение в ООП: Программирование алгоритмов разветвляющихся структур</w:t>
+      </w:r>
+      <w:bookmarkEnd w:id="0"/>
+    </w:p>
+    <w:p>
+      <w:pPr>
+        <w:spacing w:after="0" w:line="240" w:lineRule="auto"/>
+        <w:jc w:val="center"/>
+        <w:rPr>
+          <w:rFonts w:ascii="Times New Roman" w:hAnsi="Times New Roman"/>
+          <w:b/>
+          <w:sz w:val="28"/>
+          <w:szCs w:val="28"/>
+        </w:rPr>
+      </w:pPr>
+      <w:r>
+        <w:rPr>
+          <w:rFonts w:ascii="Times New Roman" w:hAnsi="Times New Roman"/>
+          <w:b/>
+          <w:sz w:val="28"/>
+          <w:szCs w:val="28"/>
+        </w:rPr>
+        <w:t>(2 часа)</w:t>
+      </w:r>
+    </w:p>
+    <w:p>
+      <w:pPr>
+        <w:spacing w:after="0" w:line="240" w:lineRule="auto"/>
+        <w:ind w:firstLine="709"/>
+        <w:jc w:val="both"/>
+        <w:rPr>
+          <w:rFonts w:ascii="Times New Roman" w:hAnsi="Times New Roman"/>
+          <w:sz w:val="28"/>
+          <w:szCs w:val="28"/>
+        </w:rPr>
+      </w:pPr>
+      <w:r>
+        <w:rPr>
+          <w:rFonts w:ascii="Times New Roman" w:hAnsi="Times New Roman"/>
+          <w:b/>
+          <w:sz w:val="28"/>
+          <w:szCs w:val="28"/>
+        </w:rPr>
+        <w:t>Цель работы:</w:t>
+      </w:r>
+      <w:r>
+        <w:rPr>
+          <w:rFonts w:ascii="Times New Roman" w:hAnsi="Times New Roman"/>
+          <w:sz w:val="28"/>
+          <w:szCs w:val="28"/>
+        </w:rPr>
+        <w:t xml:space="preserve"> изучить основные принципы построения программ при помощи классов на языке </w:t>
+      </w:r>
+      <w:r>
+        <w:rPr>
+          <w:rFonts w:ascii="Times New Roman" w:hAnsi="Times New Roman"/>
+          <w:sz w:val="28"/>
+          <w:szCs w:val="28"/>
           <w:lang w:val="en-US"/>
         </w:rPr>
-        <w:t>3</w:t>
-      </w:r>
-      <w:r>
-        <w:rPr>
-          <w:rFonts w:ascii="Times New Roman" w:eastAsiaTheme="majorEastAsia" w:hAnsi="Times New Roman" w:cs="Times New Roman"/>
-          <w:b/>
-          <w:bCs/>
-          <w:color w:val="000000" w:themeColor="text1"/>
-          <w:sz w:val="28"/>
-          <w:szCs w:val="28"/>
-        </w:rPr>
-        <w:t>. Введение в ООП: Программирование алг</w:t>
-      </w:r>
-      <w:r>
-        <w:rPr>
-          <w:rFonts w:ascii="Times New Roman" w:eastAsiaTheme="majorEastAsia" w:hAnsi="Times New Roman" w:cs="Times New Roman"/>
-          <w:b/>
-          <w:bCs/>
-          <w:color w:val="000000" w:themeColor="text1"/>
-          <w:sz w:val="28"/>
-          <w:szCs w:val="28"/>
-        </w:rPr>
-        <w:t>о</w:t>
-      </w:r>
-      <w:r>
-        <w:rPr>
-          <w:rFonts w:ascii="Times New Roman" w:eastAsiaTheme="majorEastAsia" w:hAnsi="Times New Roman" w:cs="Times New Roman"/>
-          <w:b/>
-          <w:bCs/>
-          <w:color w:val="000000" w:themeColor="text1"/>
-          <w:sz w:val="28"/>
-          <w:szCs w:val="28"/>
-        </w:rPr>
-        <w:t>ритмов разветвляющихся структур</w:t>
-      </w:r>
-      <w:bookmarkEnd w:id="0"/>
-    </w:p>
-    <w:p>
-      <w:pPr>
-        <w:spacing w:after="0" w:line="240" w:lineRule="auto"/>
+        <w:t>C</w:t>
+      </w:r>
+      <w:r>
+        <w:rPr>
+          <w:rFonts w:ascii="Times New Roman" w:hAnsi="Times New Roman"/>
+          <w:sz w:val="28"/>
+          <w:szCs w:val="28"/>
+        </w:rPr>
+        <w:t>#. Освоить создание программ с ветвлением.</w:t>
+      </w:r>
+    </w:p>
+    <w:p>
+      <w:pPr>
+        <w:spacing w:after="0" w:line="240" w:lineRule="auto"/>
+        <w:ind w:firstLine="709"/>
+        <w:jc w:val="both"/>
+        <w:rPr>
+          <w:rFonts w:ascii="Times New Roman" w:hAnsi="Times New Roman"/>
+          <w:sz w:val="28"/>
+          <w:szCs w:val="28"/>
+        </w:rPr>
+      </w:pPr>
+    </w:p>
+    <w:p>
+      <w:pPr>
+        <w:spacing w:after="0" w:line="240" w:lineRule="auto"/>
+        <w:ind w:firstLine="709"/>
         <w:jc w:val="center"/>
         <w:rPr>
           <w:rFonts w:ascii="Times New Roman" w:hAnsi="Times New Roman"/>
@@ -96,7 +153,76 @@
           <w:sz w:val="28"/>
           <w:szCs w:val="28"/>
         </w:rPr>
-        <w:t>(2 часа)</w:t>
+        <w:t>Теоретические сведения</w:t>
+      </w:r>
+    </w:p>
+    <w:p>
+      <w:pPr>
+        <w:spacing w:after="0" w:line="240" w:lineRule="auto"/>
+        <w:ind w:firstLine="709"/>
+        <w:jc w:val="both"/>
+        <w:rPr>
+          <w:rFonts w:ascii="Times New Roman" w:hAnsi="Times New Roman"/>
+          <w:sz w:val="28"/>
+          <w:szCs w:val="28"/>
+        </w:rPr>
+      </w:pPr>
+      <w:r>
+        <w:rPr>
+          <w:rFonts w:ascii="Times New Roman" w:hAnsi="Times New Roman"/>
+          <w:sz w:val="28"/>
+          <w:szCs w:val="28"/>
+        </w:rPr>
+        <w:t>Алгоритмы разветвляющейся структуры – это программы, в которых ход выполнения действий определяется наличием определённых условий. Благодаря таким алгоритмам становится возможным выбрать один из нескольких вариантов развития событий в рамках программы.</w:t>
+      </w:r>
+    </w:p>
+    <w:p>
+      <w:pPr>
+        <w:spacing w:after="0" w:line="240" w:lineRule="auto"/>
+        <w:ind w:firstLine="709"/>
+        <w:jc w:val="both"/>
+        <w:rPr>
+          <w:rFonts w:ascii="Times New Roman" w:hAnsi="Times New Roman"/>
+          <w:sz w:val="28"/>
+        </w:rPr>
+      </w:pPr>
+      <w:r>
+        <w:rPr>
+          <w:rFonts w:ascii="Times New Roman" w:hAnsi="Times New Roman"/>
+          <w:sz w:val="28"/>
+        </w:rPr>
+        <w:t xml:space="preserve">Условные операторы широко используются в методах пользовательских классов для реализации </w:t>
+      </w:r>
+      <w:proofErr w:type="spellStart"/>
+      <w:r>
+        <w:rPr>
+          <w:rFonts w:ascii="Times New Roman" w:hAnsi="Times New Roman"/>
+          <w:sz w:val="28"/>
+        </w:rPr>
+        <w:t>бизнес-логики</w:t>
+      </w:r>
+      <w:proofErr w:type="spellEnd"/>
+      <w:r>
+        <w:rPr>
+          <w:rFonts w:ascii="Times New Roman" w:hAnsi="Times New Roman"/>
+          <w:sz w:val="28"/>
+        </w:rPr>
+        <w:t xml:space="preserve">, проверки корректности входных данных, обработки исключений и многого другого. Пример класса с условным оператором приведен на рисунке </w:t>
+      </w:r>
+      <w:r>
+        <w:rPr>
+          <w:rFonts w:ascii="Times New Roman" w:hAnsi="Times New Roman"/>
+          <w:sz w:val="28"/>
+          <w:lang w:val="en-US"/>
+        </w:rPr>
+        <w:t>4.</w:t>
+      </w:r>
+      <w:r>
+        <w:rPr>
+          <w:rFonts w:ascii="Times New Roman" w:hAnsi="Times New Roman"/>
+          <w:sz w:val="28"/>
+        </w:rPr>
+        <w:t>1.</w:t>
       </w:r>
     </w:p>
     <w:p>
@@ -104,214 +230,6 @@
         <w:spacing w:after="0" w:line="240" w:lineRule="auto"/>
         <w:ind w:firstLine="709"/>
         <w:jc w:val="center"/>
-        <w:rPr>
-          <w:rFonts w:ascii="Times New Roman" w:hAnsi="Times New Roman"/>
-          <w:b/>
-          <w:sz w:val="28"/>
-          <w:szCs w:val="28"/>
-        </w:rPr>
-      </w:pPr>
-    </w:p>
-    <w:p>
-      <w:pPr>
-        <w:spacing w:after="0" w:line="240" w:lineRule="auto"/>
-        <w:ind w:firstLine="709"/>
-        <w:jc w:val="both"/>
-        <w:rPr>
-          <w:rFonts w:ascii="Times New Roman" w:hAnsi="Times New Roman"/>
-          <w:sz w:val="28"/>
-          <w:szCs w:val="28"/>
-        </w:rPr>
-      </w:pPr>
-      <w:r>
-        <w:rPr>
-          <w:rFonts w:ascii="Times New Roman" w:hAnsi="Times New Roman"/>
-          <w:b/>
-          <w:sz w:val="28"/>
-          <w:szCs w:val="28"/>
-        </w:rPr>
-        <w:t>Цель работы:</w:t>
-      </w:r>
-      <w:r>
-        <w:rPr>
-          <w:rFonts w:ascii="Times New Roman" w:hAnsi="Times New Roman"/>
-          <w:sz w:val="28"/>
-          <w:szCs w:val="28"/>
-        </w:rPr>
-        <w:t xml:space="preserve"> изучить основные принципы построения программ при помощи классов на языке </w:t>
-      </w:r>
-      <w:r>
-        <w:rPr>
-          <w:rFonts w:ascii="Times New Roman" w:hAnsi="Times New Roman"/>
-          <w:sz w:val="28"/>
-          <w:szCs w:val="28"/>
-          <w:lang w:val="en-US"/>
-        </w:rPr>
-        <w:t>C</w:t>
-      </w:r>
-      <w:r>
-        <w:rPr>
-          <w:rFonts w:ascii="Times New Roman" w:hAnsi="Times New Roman"/>
-          <w:sz w:val="28"/>
-          <w:szCs w:val="28"/>
-        </w:rPr>
-        <w:t>#. Освоить создание программ с ветвл</w:t>
-      </w:r>
-      <w:r>
-        <w:rPr>
-          <w:rFonts w:ascii="Times New Roman" w:hAnsi="Times New Roman"/>
-          <w:sz w:val="28"/>
-          <w:szCs w:val="28"/>
-        </w:rPr>
-        <w:t>е</w:t>
-      </w:r>
-      <w:r>
-        <w:rPr>
-          <w:rFonts w:ascii="Times New Roman" w:hAnsi="Times New Roman"/>
-          <w:sz w:val="28"/>
-          <w:szCs w:val="28"/>
-        </w:rPr>
-        <w:t>нием.</w:t>
-      </w:r>
-    </w:p>
-    <w:p>
-      <w:pPr>
-        <w:spacing w:after="0" w:line="240" w:lineRule="auto"/>
-        <w:ind w:firstLine="709"/>
-        <w:jc w:val="both"/>
-        <w:rPr>
-          <w:rFonts w:ascii="Times New Roman" w:hAnsi="Times New Roman"/>
-          <w:sz w:val="28"/>
-          <w:szCs w:val="28"/>
-        </w:rPr>
-      </w:pPr>
-    </w:p>
-    <w:p>
-      <w:pPr>
-        <w:spacing w:after="0" w:line="240" w:lineRule="auto"/>
-        <w:ind w:firstLine="709"/>
-        <w:jc w:val="center"/>
-        <w:rPr>
-          <w:rFonts w:ascii="Times New Roman" w:hAnsi="Times New Roman"/>
-          <w:b/>
-          <w:sz w:val="28"/>
-          <w:szCs w:val="28"/>
-        </w:rPr>
-      </w:pPr>
-      <w:r>
-        <w:rPr>
-          <w:rFonts w:ascii="Times New Roman" w:hAnsi="Times New Roman"/>
-          <w:b/>
-          <w:sz w:val="28"/>
-          <w:szCs w:val="28"/>
-        </w:rPr>
-        <w:t>Теоретические сведения</w:t>
-      </w:r>
-    </w:p>
-    <w:p>
-      <w:pPr>
-        <w:spacing w:after="0" w:line="240" w:lineRule="auto"/>
-        <w:ind w:firstLine="709"/>
-        <w:jc w:val="both"/>
-        <w:rPr>
-          <w:rFonts w:ascii="Times New Roman" w:hAnsi="Times New Roman"/>
-          <w:sz w:val="28"/>
-          <w:szCs w:val="28"/>
-        </w:rPr>
-      </w:pPr>
-      <w:r>
-        <w:rPr>
-          <w:rFonts w:ascii="Times New Roman" w:hAnsi="Times New Roman"/>
-          <w:sz w:val="28"/>
-          <w:szCs w:val="28"/>
-        </w:rPr>
-        <w:t>Алгоритмы разветвляющейся структуры – это программы, в кот</w:t>
-      </w:r>
-      <w:r>
-        <w:rPr>
-          <w:rFonts w:ascii="Times New Roman" w:hAnsi="Times New Roman"/>
-          <w:sz w:val="28"/>
-          <w:szCs w:val="28"/>
-        </w:rPr>
-        <w:t>о</w:t>
-      </w:r>
-      <w:r>
-        <w:rPr>
-          <w:rFonts w:ascii="Times New Roman" w:hAnsi="Times New Roman"/>
-          <w:sz w:val="28"/>
-          <w:szCs w:val="28"/>
-        </w:rPr>
-        <w:t>рых ход выполнения действий определяется наличием определённых условий. Благодаря таким алгоритмам становится возможным выбрать один из нескольких вариантов развития событий в рамках программы.</w:t>
-      </w:r>
-    </w:p>
-    <w:p>
-      <w:pPr>
-        <w:spacing w:after="0" w:line="240" w:lineRule="auto"/>
-        <w:ind w:firstLine="709"/>
-        <w:jc w:val="both"/>
-        <w:rPr>
-          <w:rFonts w:ascii="Times New Roman" w:hAnsi="Times New Roman"/>
-          <w:sz w:val="28"/>
-        </w:rPr>
-      </w:pPr>
-      <w:r>
-        <w:rPr>
-          <w:rFonts w:ascii="Times New Roman" w:hAnsi="Times New Roman"/>
-          <w:sz w:val="28"/>
-        </w:rPr>
-        <w:t>Условные операторы широко используются в методах пользов</w:t>
-      </w:r>
-      <w:r>
-        <w:rPr>
-          <w:rFonts w:ascii="Times New Roman" w:hAnsi="Times New Roman"/>
-          <w:sz w:val="28"/>
-        </w:rPr>
-        <w:t>а</w:t>
-      </w:r>
-      <w:r>
-        <w:rPr>
-          <w:rFonts w:ascii="Times New Roman" w:hAnsi="Times New Roman"/>
-          <w:sz w:val="28"/>
-        </w:rPr>
-        <w:t xml:space="preserve">тельских классов для реализации </w:t>
-      </w:r>
-      <w:proofErr w:type="spellStart"/>
-      <w:r>
-        <w:rPr>
-          <w:rFonts w:ascii="Times New Roman" w:hAnsi="Times New Roman"/>
-          <w:sz w:val="28"/>
-        </w:rPr>
-        <w:t>бизнес-логики</w:t>
-      </w:r>
-      <w:proofErr w:type="spellEnd"/>
-      <w:r>
-        <w:rPr>
-          <w:rFonts w:ascii="Times New Roman" w:hAnsi="Times New Roman"/>
-          <w:sz w:val="28"/>
-        </w:rPr>
-        <w:t xml:space="preserve">, проверки корректности входных данных, обработки исключений и многого другого. Пример класса с условным оператором приведен на рисунке </w:t>
-      </w:r>
-      <w:r>
-        <w:rPr>
-          <w:rFonts w:ascii="Times New Roman" w:hAnsi="Times New Roman"/>
-          <w:sz w:val="28"/>
-          <w:lang w:val="en-US"/>
-        </w:rPr>
-        <w:t>4.</w:t>
-      </w:r>
-      <w:r>
-        <w:rPr>
-          <w:rFonts w:ascii="Times New Roman" w:hAnsi="Times New Roman"/>
-          <w:sz w:val="28"/>
-        </w:rPr>
-        <w:t>1.</w:t>
-      </w:r>
-    </w:p>
-    <w:p>
-      <w:pPr>
-        <w:spacing w:after="0" w:line="240" w:lineRule="auto"/>
-        <w:ind w:firstLine="709"/>
-        <w:jc w:val="both"/>
         <w:rPr>
           <w:rFonts w:ascii="Times New Roman" w:hAnsi="Times New Roman"/>
           <w:sz w:val="28"/>
@@ -327,8 +245,8 @@
         </w:rPr>
         <w:drawing>
           <wp:inline distT="0" distB="0" distL="0" distR="0">
-            <wp:extent cx="5036029" cy="3362541"/>
-            <wp:effectExtent l="19050" t="19050" r="12221" b="28359"/>
+            <wp:extent cx="4331335" cy="2892020"/>
+            <wp:effectExtent l="19050" t="19050" r="12065" b="22630"/>
             <wp:docPr id="5" name="Рисунок 11"/>
             <wp:cNvGraphicFramePr>
               <a:graphicFrameLocks xmlns:a="http://schemas.openxmlformats.org/drawingml/2006/main" noChangeAspect="1"/>
@@ -352,7 +270,7 @@
                   <pic:spPr bwMode="auto">
                     <a:xfrm>
                       <a:off x="0" y="0"/>
-                      <a:ext cx="5040244" cy="3365356"/>
+                      <a:ext cx="4334826" cy="2894351"/>
                     </a:xfrm>
                     <a:prstGeom prst="rect">
                       <a:avLst/>
@@ -378,7 +296,7 @@
       <w:pPr>
         <w:spacing w:after="0" w:line="240" w:lineRule="auto"/>
         <w:ind w:firstLine="709"/>
-        <w:jc w:val="both"/>
+        <w:jc w:val="center"/>
         <w:rPr>
           <w:rFonts w:ascii="Times New Roman" w:hAnsi="Times New Roman"/>
           <w:sz w:val="28"/>
@@ -394,8 +312,8 @@
         </w:rPr>
         <w:drawing>
           <wp:inline distT="0" distB="0" distL="0" distR="0">
-            <wp:extent cx="5032205" cy="1113070"/>
-            <wp:effectExtent l="19050" t="19050" r="16045" b="10880"/>
+            <wp:extent cx="4327525" cy="957203"/>
+            <wp:effectExtent l="19050" t="19050" r="15875" b="14347"/>
             <wp:docPr id="6" name="Рисунок 176"/>
             <wp:cNvGraphicFramePr>
               <a:graphicFrameLocks xmlns:a="http://schemas.openxmlformats.org/drawingml/2006/main" noChangeAspect="1"/>
@@ -419,7 +337,7 @@
                   <pic:spPr bwMode="auto">
                     <a:xfrm>
                       <a:off x="0" y="0"/>
-                      <a:ext cx="5053838" cy="1117855"/>
+                      <a:ext cx="4345982" cy="961285"/>
                     </a:xfrm>
                     <a:prstGeom prst="rect">
                       <a:avLst/>
@@ -465,123 +383,6 @@
     </w:p>
     <w:p>
       <w:pPr>
-        <w:spacing w:after="0" w:line="240" w:lineRule="auto"/>
-        <w:ind w:firstLine="709"/>
-        <w:jc w:val="center"/>
-        <w:rPr>
-          <w:rFonts w:ascii="Times New Roman" w:hAnsi="Times New Roman"/>
-          <w:b/>
-          <w:sz w:val="28"/>
-          <w:szCs w:val="28"/>
-          <w:lang w:val="en-US"/>
-        </w:rPr>
-      </w:pPr>
-    </w:p>
-    <w:p>
-      <w:pPr>
-        <w:spacing w:after="0" w:line="240" w:lineRule="auto"/>
-        <w:ind w:firstLine="709"/>
-        <w:jc w:val="center"/>
-        <w:rPr>
-          <w:rFonts w:ascii="Times New Roman" w:hAnsi="Times New Roman"/>
-          <w:b/>
-          <w:sz w:val="28"/>
-          <w:szCs w:val="28"/>
-          <w:lang w:val="en-US"/>
-        </w:rPr>
-      </w:pPr>
-    </w:p>
-    <w:p>
-      <w:pPr>
-        <w:spacing w:after="0" w:line="240" w:lineRule="auto"/>
-        <w:ind w:firstLine="709"/>
-        <w:jc w:val="center"/>
-        <w:rPr>
-          <w:rFonts w:ascii="Times New Roman" w:hAnsi="Times New Roman"/>
-          <w:b/>
-          <w:sz w:val="28"/>
-          <w:szCs w:val="28"/>
-          <w:lang w:val="en-US"/>
-        </w:rPr>
-      </w:pPr>
-    </w:p>
-    <w:p>
-      <w:pPr>
-        <w:spacing w:after="0" w:line="240" w:lineRule="auto"/>
-        <w:ind w:firstLine="709"/>
-        <w:jc w:val="center"/>
-        <w:rPr>
-          <w:rFonts w:ascii="Times New Roman" w:hAnsi="Times New Roman"/>
-          <w:b/>
-          <w:sz w:val="28"/>
-          <w:szCs w:val="28"/>
-          <w:lang w:val="en-US"/>
-        </w:rPr>
-      </w:pPr>
-    </w:p>
-    <w:p>
-      <w:pPr>
-        <w:spacing w:after="0" w:line="240" w:lineRule="auto"/>
-        <w:ind w:firstLine="709"/>
-        <w:jc w:val="center"/>
-        <w:rPr>
-          <w:rFonts w:ascii="Times New Roman" w:hAnsi="Times New Roman"/>
-          <w:b/>
-          <w:sz w:val="28"/>
-          <w:szCs w:val="28"/>
-          <w:lang w:val="en-US"/>
-        </w:rPr>
-      </w:pPr>
-    </w:p>
-    <w:p>
-      <w:pPr>
-        <w:spacing w:after="0" w:line="240" w:lineRule="auto"/>
-        <w:ind w:firstLine="709"/>
-        <w:jc w:val="center"/>
-        <w:rPr>
-          <w:rFonts w:ascii="Times New Roman" w:hAnsi="Times New Roman"/>
-          <w:b/>
-          <w:sz w:val="28"/>
-          <w:szCs w:val="28"/>
-        </w:rPr>
-      </w:pPr>
-      <w:r>
-        <w:rPr>
-          <w:rFonts w:ascii="Times New Roman" w:hAnsi="Times New Roman"/>
-          <w:b/>
-          <w:sz w:val="28"/>
-          <w:szCs w:val="28"/>
-        </w:rPr>
-        <w:lastRenderedPageBreak/>
-        <w:t>Задания для практической работы</w:t>
-      </w:r>
-    </w:p>
-    <w:p>
-      <w:pPr>
-        <w:spacing w:after="0" w:line="240" w:lineRule="auto"/>
-        <w:ind w:firstLine="709"/>
-        <w:jc w:val="center"/>
-        <w:rPr>
-          <w:rFonts w:ascii="Times New Roman" w:hAnsi="Times New Roman" w:cs="Times New Roman"/>
-          <w:b/>
-          <w:sz w:val="28"/>
-          <w:szCs w:val="28"/>
-          <w:u w:val="single"/>
-        </w:rPr>
-      </w:pPr>
-      <w:r>
-        <w:rPr>
-          <w:rFonts w:ascii="Times New Roman" w:hAnsi="Times New Roman" w:cs="Times New Roman"/>
-          <w:b/>
-          <w:sz w:val="28"/>
-          <w:szCs w:val="28"/>
-          <w:u w:val="single"/>
-        </w:rPr>
-        <w:t>Задание 1. Решение задач с помощью условных операторов</w:t>
-      </w:r>
-    </w:p>
-    <w:p>
-      <w:pPr>
         <w:pBdr>
           <w:top w:val="single" w:sz="4" w:space="1" w:color="auto"/>
           <w:left w:val="single" w:sz="4" w:space="4" w:color="auto"/>
@@ -590,6 +391,243 @@
         </w:pBdr>
         <w:spacing w:after="0" w:line="240" w:lineRule="auto"/>
         <w:ind w:firstLine="709"/>
+        <w:jc w:val="center"/>
+        <w:rPr>
+          <w:rFonts w:ascii="Times New Roman" w:hAnsi="Times New Roman"/>
+          <w:b/>
+          <w:color w:val="FF0000"/>
+          <w:sz w:val="26"/>
+          <w:szCs w:val="26"/>
+        </w:rPr>
+      </w:pPr>
+      <w:r>
+        <w:rPr>
+          <w:rFonts w:ascii="Times New Roman" w:hAnsi="Times New Roman"/>
+          <w:b/>
+          <w:color w:val="FF0000"/>
+          <w:sz w:val="26"/>
+          <w:szCs w:val="26"/>
+        </w:rPr>
+        <w:t>Старайтесь соблюдать принцип инкапсуляции во всех заданиях</w:t>
+      </w:r>
+    </w:p>
+    <w:p>
+      <w:pPr>
+        <w:pBdr>
+          <w:top w:val="single" w:sz="4" w:space="1" w:color="auto"/>
+          <w:left w:val="single" w:sz="4" w:space="4" w:color="auto"/>
+          <w:bottom w:val="single" w:sz="4" w:space="1" w:color="auto"/>
+          <w:right w:val="single" w:sz="4" w:space="4" w:color="auto"/>
+        </w:pBdr>
+        <w:spacing w:after="0" w:line="240" w:lineRule="auto"/>
+        <w:ind w:firstLine="709"/>
+        <w:jc w:val="both"/>
+        <w:rPr>
+          <w:rFonts w:ascii="Times New Roman" w:hAnsi="Times New Roman"/>
+          <w:sz w:val="26"/>
+          <w:szCs w:val="26"/>
+        </w:rPr>
+      </w:pPr>
+      <w:r>
+        <w:rPr>
+          <w:rFonts w:ascii="Times New Roman" w:hAnsi="Times New Roman"/>
+          <w:b/>
+          <w:sz w:val="26"/>
+          <w:szCs w:val="26"/>
+        </w:rPr>
+        <w:t>Сокрытие данных:</w:t>
+      </w:r>
+      <w:r>
+        <w:rPr>
+          <w:rFonts w:ascii="Times New Roman" w:hAnsi="Times New Roman"/>
+          <w:sz w:val="26"/>
+          <w:szCs w:val="26"/>
+        </w:rPr>
+        <w:t xml:space="preserve"> Внутренние поля класса делаются </w:t>
+      </w:r>
+      <w:proofErr w:type="spellStart"/>
+      <w:r>
+        <w:rPr>
+          <w:rFonts w:ascii="Times New Roman" w:hAnsi="Times New Roman"/>
+          <w:sz w:val="26"/>
+          <w:szCs w:val="26"/>
+        </w:rPr>
+        <w:t>private</w:t>
+      </w:r>
+      <w:proofErr w:type="spellEnd"/>
+      <w:r>
+        <w:rPr>
+          <w:rFonts w:ascii="Times New Roman" w:hAnsi="Times New Roman"/>
+          <w:sz w:val="26"/>
+          <w:szCs w:val="26"/>
+        </w:rPr>
+        <w:t xml:space="preserve"> — к ним нельзя обратиться извне. Это защищает состояние объекта от случайных или некорректных изменений.</w:t>
+      </w:r>
+    </w:p>
+    <w:p>
+      <w:pPr>
+        <w:pBdr>
+          <w:top w:val="single" w:sz="4" w:space="1" w:color="auto"/>
+          <w:left w:val="single" w:sz="4" w:space="4" w:color="auto"/>
+          <w:bottom w:val="single" w:sz="4" w:space="1" w:color="auto"/>
+          <w:right w:val="single" w:sz="4" w:space="4" w:color="auto"/>
+        </w:pBdr>
+        <w:spacing w:after="0" w:line="240" w:lineRule="auto"/>
+        <w:ind w:firstLine="709"/>
+        <w:jc w:val="both"/>
+        <w:rPr>
+          <w:rFonts w:ascii="Times New Roman" w:hAnsi="Times New Roman"/>
+          <w:sz w:val="26"/>
+          <w:szCs w:val="26"/>
+        </w:rPr>
+      </w:pPr>
+      <w:r>
+        <w:rPr>
+          <w:rFonts w:ascii="Times New Roman" w:hAnsi="Times New Roman"/>
+          <w:b/>
+          <w:sz w:val="26"/>
+          <w:szCs w:val="26"/>
+        </w:rPr>
+        <w:t>Контролируемый интерфейс:</w:t>
+      </w:r>
+      <w:r>
+        <w:rPr>
+          <w:rFonts w:ascii="Times New Roman" w:hAnsi="Times New Roman"/>
+          <w:sz w:val="26"/>
+          <w:szCs w:val="26"/>
+        </w:rPr>
+        <w:t xml:space="preserve"> Для доступа к данным предоставляются публичные методы или свойства (</w:t>
+      </w:r>
+      <w:proofErr w:type="spellStart"/>
+      <w:r>
+        <w:rPr>
+          <w:rFonts w:ascii="Times New Roman" w:hAnsi="Times New Roman"/>
+          <w:sz w:val="26"/>
+          <w:szCs w:val="26"/>
+        </w:rPr>
+        <w:t>public</w:t>
+      </w:r>
+      <w:proofErr w:type="spellEnd"/>
+      <w:r>
+        <w:rPr>
+          <w:rFonts w:ascii="Times New Roman" w:hAnsi="Times New Roman"/>
+          <w:sz w:val="26"/>
+          <w:szCs w:val="26"/>
+        </w:rPr>
+        <w:t>), которые: проверяют корректность входных данных; выполняют дополнительную логику (</w:t>
+      </w:r>
+      <w:proofErr w:type="spellStart"/>
+      <w:r>
+        <w:rPr>
+          <w:rFonts w:ascii="Times New Roman" w:hAnsi="Times New Roman"/>
+          <w:sz w:val="26"/>
+          <w:szCs w:val="26"/>
+        </w:rPr>
+        <w:t>логирование</w:t>
+      </w:r>
+      <w:proofErr w:type="spellEnd"/>
+      <w:r>
+        <w:rPr>
+          <w:rFonts w:ascii="Times New Roman" w:hAnsi="Times New Roman"/>
+          <w:sz w:val="26"/>
+          <w:szCs w:val="26"/>
+        </w:rPr>
+        <w:t>, уведомления); возвращают данные в нужном формате.</w:t>
+      </w:r>
+    </w:p>
+    <w:p>
+      <w:pPr>
+        <w:pBdr>
+          <w:top w:val="single" w:sz="4" w:space="1" w:color="auto"/>
+          <w:left w:val="single" w:sz="4" w:space="4" w:color="auto"/>
+          <w:bottom w:val="single" w:sz="4" w:space="1" w:color="auto"/>
+          <w:right w:val="single" w:sz="4" w:space="4" w:color="auto"/>
+        </w:pBdr>
+        <w:spacing w:after="0" w:line="240" w:lineRule="auto"/>
+        <w:ind w:firstLine="709"/>
+        <w:jc w:val="both"/>
+        <w:rPr>
+          <w:rFonts w:ascii="Times New Roman" w:hAnsi="Times New Roman"/>
+          <w:b/>
+          <w:sz w:val="26"/>
+          <w:szCs w:val="26"/>
+        </w:rPr>
+      </w:pPr>
+      <w:r>
+        <w:rPr>
+          <w:rFonts w:ascii="Times New Roman" w:hAnsi="Times New Roman"/>
+          <w:b/>
+          <w:sz w:val="26"/>
+          <w:szCs w:val="26"/>
+        </w:rPr>
+        <w:t>Целостность состояния:</w:t>
+      </w:r>
+      <w:r>
+        <w:rPr>
+          <w:rFonts w:ascii="Times New Roman" w:hAnsi="Times New Roman"/>
+          <w:sz w:val="26"/>
+          <w:szCs w:val="26"/>
+        </w:rPr>
+        <w:t xml:space="preserve"> Объект сам управляет своим внутренним состоянием: никто извне не может «сломать» его структуру.</w:t>
+      </w:r>
+    </w:p>
+    <w:p>
+      <w:pPr>
+        <w:spacing w:after="0" w:line="240" w:lineRule="auto"/>
+        <w:ind w:firstLine="709"/>
+        <w:jc w:val="center"/>
+        <w:rPr>
+          <w:rFonts w:ascii="Times New Roman" w:hAnsi="Times New Roman"/>
+          <w:b/>
+          <w:sz w:val="28"/>
+          <w:szCs w:val="28"/>
+        </w:rPr>
+      </w:pPr>
+      <w:r>
+        <w:rPr>
+          <w:rFonts w:ascii="Times New Roman" w:hAnsi="Times New Roman"/>
+          <w:b/>
+          <w:sz w:val="28"/>
+          <w:szCs w:val="28"/>
+        </w:rPr>
+        <w:lastRenderedPageBreak/>
+        <w:t>Задания для практической работы</w:t>
+      </w:r>
+    </w:p>
+    <w:p>
+      <w:pPr>
+        <w:spacing w:after="0" w:line="240" w:lineRule="auto"/>
+        <w:ind w:firstLine="709"/>
+        <w:jc w:val="center"/>
+        <w:rPr>
+          <w:rFonts w:ascii="Times New Roman" w:hAnsi="Times New Roman" w:cs="Times New Roman"/>
+          <w:b/>
+          <w:sz w:val="28"/>
+          <w:szCs w:val="28"/>
+          <w:u w:val="single"/>
+        </w:rPr>
+      </w:pPr>
+      <w:r>
+        <w:rPr>
+          <w:rFonts w:ascii="Times New Roman" w:hAnsi="Times New Roman" w:cs="Times New Roman"/>
+          <w:b/>
+          <w:sz w:val="28"/>
+          <w:szCs w:val="28"/>
+          <w:u w:val="single"/>
+        </w:rPr>
+        <w:t>Задание 1. Решение задач с помощью условных операторов</w:t>
+      </w:r>
+    </w:p>
+    <w:p>
+      <w:pPr>
+        <w:pBdr>
+          <w:top w:val="single" w:sz="4" w:space="1" w:color="auto"/>
+          <w:left w:val="single" w:sz="4" w:space="4" w:color="auto"/>
+          <w:bottom w:val="single" w:sz="4" w:space="1" w:color="auto"/>
+          <w:right w:val="single" w:sz="4" w:space="4" w:color="auto"/>
+        </w:pBdr>
+        <w:spacing w:after="0" w:line="240" w:lineRule="auto"/>
+        <w:ind w:firstLine="709"/>
         <w:jc w:val="both"/>
         <w:rPr>
           <w:rFonts w:ascii="Times New Roman" w:hAnsi="Times New Roman" w:cs="Times New Roman"/>
@@ -730,25 +768,7 @@
           <w:sz w:val="28"/>
           <w:szCs w:val="28"/>
         </w:rPr>
-        <w:t>3) Дано четырехзначное число. Образовать новое число из первой и последней цифры, если исходное число четное, иначе образовать чи</w:t>
-      </w:r>
-      <w:r>
-        <w:rPr>
-          <w:rFonts w:ascii="Times New Roman" w:hAnsi="Times New Roman" w:cs="Times New Roman"/>
-          <w:bCs/>
-          <w:sz w:val="28"/>
-          <w:szCs w:val="28"/>
-        </w:rPr>
-        <w:t>с</w:t>
-      </w:r>
-      <w:r>
-        <w:rPr>
-          <w:rFonts w:ascii="Times New Roman" w:hAnsi="Times New Roman" w:cs="Times New Roman"/>
-          <w:bCs/>
-          <w:sz w:val="28"/>
-          <w:szCs w:val="28"/>
-        </w:rPr>
-        <w:t>ло из второй и третьей цифры.</w:t>
+        <w:t>3) Дано четырехзначное число. Образовать новое число из первой и последней цифры, если исходное число четное, иначе образовать число из второй и третьей цифры.</w:t>
       </w:r>
     </w:p>
     <w:p>
@@ -994,65 +1014,29 @@
           <w:sz w:val="28"/>
           <w:szCs w:val="28"/>
         </w:rPr>
-        <w:t>6) Дано трехзначное число х. Определить, делится ли оно на ка</w:t>
-      </w:r>
-      <w:r>
-        <w:rPr>
-          <w:rFonts w:ascii="Times New Roman" w:hAnsi="Times New Roman" w:cs="Times New Roman"/>
-          <w:bCs/>
-          <w:sz w:val="28"/>
-          <w:szCs w:val="28"/>
-        </w:rPr>
-        <w:t>ж</w:t>
-      </w:r>
-      <w:r>
-        <w:rPr>
-          <w:rFonts w:ascii="Times New Roman" w:hAnsi="Times New Roman" w:cs="Times New Roman"/>
-          <w:bCs/>
-          <w:sz w:val="28"/>
-          <w:szCs w:val="28"/>
-        </w:rPr>
-        <w:t>дую из своих цифр или нет.</w:t>
-      </w:r>
-    </w:p>
-    <w:p>
-      <w:pPr>
-        <w:spacing w:after="0" w:line="240" w:lineRule="auto"/>
-        <w:ind w:firstLine="709"/>
-        <w:jc w:val="both"/>
-        <w:rPr>
-          <w:rFonts w:ascii="Times New Roman" w:hAnsi="Times New Roman" w:cs="Times New Roman"/>
-          <w:bCs/>
-          <w:sz w:val="28"/>
-          <w:szCs w:val="28"/>
-        </w:rPr>
-      </w:pPr>
-      <w:r>
-        <w:rPr>
-          <w:rFonts w:ascii="Times New Roman" w:hAnsi="Times New Roman" w:cs="Times New Roman"/>
-          <w:bCs/>
-          <w:sz w:val="28"/>
-          <w:szCs w:val="28"/>
-        </w:rPr>
-        <w:t>7) Три спортсмена набрали в многоборье А, В и С баллов соотве</w:t>
-      </w:r>
-      <w:r>
-        <w:rPr>
-          <w:rFonts w:ascii="Times New Roman" w:hAnsi="Times New Roman" w:cs="Times New Roman"/>
-          <w:bCs/>
-          <w:sz w:val="28"/>
-          <w:szCs w:val="28"/>
-        </w:rPr>
-        <w:t>т</w:t>
-      </w:r>
-      <w:r>
-        <w:rPr>
-          <w:rFonts w:ascii="Times New Roman" w:hAnsi="Times New Roman" w:cs="Times New Roman"/>
-          <w:bCs/>
-          <w:sz w:val="28"/>
-          <w:szCs w:val="28"/>
-        </w:rPr>
-        <w:t>ственно. Напечатать победителя, набравшего наибольшее количество баллов. Если наибольшее количество набрали более одного спортсмена, то указать, кто именно.</w:t>
+        <w:t>6) Дано трехзначное число х. Определить, делится ли оно на каждую из своих цифр или нет.</w:t>
+      </w:r>
+    </w:p>
+    <w:p>
+      <w:pPr>
+        <w:spacing w:after="0" w:line="240" w:lineRule="auto"/>
+        <w:ind w:firstLine="709"/>
+        <w:jc w:val="both"/>
+        <w:rPr>
+          <w:rFonts w:ascii="Times New Roman" w:hAnsi="Times New Roman" w:cs="Times New Roman"/>
+          <w:bCs/>
+          <w:sz w:val="28"/>
+          <w:szCs w:val="28"/>
+        </w:rPr>
+      </w:pPr>
+      <w:r>
+        <w:rPr>
+          <w:rFonts w:ascii="Times New Roman" w:hAnsi="Times New Roman" w:cs="Times New Roman"/>
+          <w:bCs/>
+          <w:sz w:val="28"/>
+          <w:szCs w:val="28"/>
+        </w:rPr>
+        <w:t>7) Три спортсмена набрали в многоборье А, В и С баллов соответственно. Напечатать победителя, набравшего наибольшее количество баллов. Если наибольшее количество набрали более одного спортсмена, то указать, кто именно.</w:t>
       </w:r>
     </w:p>
     <w:p>
@@ -1114,65 +1098,29 @@
           <w:sz w:val="28"/>
           <w:szCs w:val="28"/>
         </w:rPr>
-        <w:t>. Арифметические действия над числами пронумерованы (1– сложение, 2 – в</w:t>
-      </w:r>
-      <w:r>
-        <w:rPr>
-          <w:rFonts w:ascii="Times New Roman" w:hAnsi="Times New Roman" w:cs="Times New Roman"/>
-          <w:bCs/>
-          <w:sz w:val="28"/>
-          <w:szCs w:val="28"/>
-        </w:rPr>
-        <w:t>ы</w:t>
-      </w:r>
-      <w:r>
-        <w:rPr>
-          <w:rFonts w:ascii="Times New Roman" w:hAnsi="Times New Roman" w:cs="Times New Roman"/>
-          <w:bCs/>
-          <w:sz w:val="28"/>
-          <w:szCs w:val="28"/>
-        </w:rPr>
-        <w:t>читание, 3 – умножение). Написать программу, которая по введенному номеру выполняет названные действия над числами.</w:t>
-      </w:r>
-    </w:p>
-    <w:p>
-      <w:pPr>
-        <w:spacing w:after="0" w:line="240" w:lineRule="auto"/>
-        <w:ind w:firstLine="709"/>
-        <w:jc w:val="both"/>
-        <w:rPr>
-          <w:rFonts w:ascii="Times New Roman" w:hAnsi="Times New Roman" w:cs="Times New Roman"/>
-          <w:bCs/>
-          <w:sz w:val="28"/>
-          <w:szCs w:val="28"/>
-        </w:rPr>
-      </w:pPr>
-      <w:r>
-        <w:rPr>
-          <w:rFonts w:ascii="Times New Roman" w:hAnsi="Times New Roman" w:cs="Times New Roman"/>
-          <w:bCs/>
-          <w:sz w:val="28"/>
-          <w:szCs w:val="28"/>
-        </w:rPr>
-        <w:t>9) Написать программу, вычисляющую сумму большего и мен</w:t>
-      </w:r>
-      <w:r>
-        <w:rPr>
-          <w:rFonts w:ascii="Times New Roman" w:hAnsi="Times New Roman" w:cs="Times New Roman"/>
-          <w:bCs/>
-          <w:sz w:val="28"/>
-          <w:szCs w:val="28"/>
-        </w:rPr>
-        <w:t>ь</w:t>
-      </w:r>
-      <w:r>
-        <w:rPr>
-          <w:rFonts w:ascii="Times New Roman" w:hAnsi="Times New Roman" w:cs="Times New Roman"/>
-          <w:bCs/>
-          <w:sz w:val="28"/>
-          <w:szCs w:val="28"/>
-        </w:rPr>
-        <w:t>шего из введенных пользователем трех целых чисел.</w:t>
+        <w:t>. Арифметические действия над числами пронумерованы (1– сложение, 2 – вычитание, 3 – умножение). Написать программу, которая по введенному номеру выполняет названные действия над числами.</w:t>
+      </w:r>
+    </w:p>
+    <w:p>
+      <w:pPr>
+        <w:spacing w:after="0" w:line="240" w:lineRule="auto"/>
+        <w:ind w:firstLine="709"/>
+        <w:jc w:val="both"/>
+        <w:rPr>
+          <w:rFonts w:ascii="Times New Roman" w:hAnsi="Times New Roman" w:cs="Times New Roman"/>
+          <w:bCs/>
+          <w:sz w:val="28"/>
+          <w:szCs w:val="28"/>
+        </w:rPr>
+      </w:pPr>
+      <w:r>
+        <w:rPr>
+          <w:rFonts w:ascii="Times New Roman" w:hAnsi="Times New Roman" w:cs="Times New Roman"/>
+          <w:bCs/>
+          <w:sz w:val="28"/>
+          <w:szCs w:val="28"/>
+        </w:rPr>
+        <w:t>9) Написать программу, вычисляющую сумму большего и меньшего из введенных пользователем трех целых чисел.</w:t>
       </w:r>
     </w:p>
     <w:p>
@@ -1306,65 +1254,29 @@
           <w:sz w:val="28"/>
           <w:szCs w:val="28"/>
         </w:rPr>
-        <w:t>(по вариантам) следующие задачи. При реш</w:t>
-      </w:r>
-      <w:r>
-        <w:rPr>
-          <w:rFonts w:ascii="Times New Roman" w:hAnsi="Times New Roman" w:cs="Times New Roman"/>
-          <w:i/>
-          <w:sz w:val="28"/>
-          <w:szCs w:val="28"/>
-        </w:rPr>
-        <w:t>е</w:t>
-      </w:r>
-      <w:r>
-        <w:rPr>
-          <w:rFonts w:ascii="Times New Roman" w:hAnsi="Times New Roman" w:cs="Times New Roman"/>
-          <w:i/>
-          <w:sz w:val="28"/>
-          <w:szCs w:val="28"/>
-        </w:rPr>
-        <w:t>нии задачи можете использовать выпадающий список для получения входных данных от пользователя.</w:t>
-      </w:r>
-    </w:p>
-    <w:p>
-      <w:pPr>
-        <w:spacing w:after="0" w:line="240" w:lineRule="auto"/>
-        <w:ind w:firstLine="709"/>
-        <w:jc w:val="both"/>
-        <w:rPr>
-          <w:rFonts w:ascii="Times New Roman" w:hAnsi="Times New Roman" w:cs="Times New Roman"/>
-          <w:bCs/>
-          <w:sz w:val="28"/>
-          <w:szCs w:val="28"/>
-        </w:rPr>
-      </w:pPr>
-      <w:r>
-        <w:rPr>
-          <w:rFonts w:ascii="Times New Roman" w:hAnsi="Times New Roman" w:cs="Times New Roman"/>
-          <w:bCs/>
-          <w:sz w:val="28"/>
-          <w:szCs w:val="28"/>
-        </w:rPr>
-        <w:t>1) Написать программу, которая запрашивает у пользователя н</w:t>
-      </w:r>
-      <w:r>
-        <w:rPr>
-          <w:rFonts w:ascii="Times New Roman" w:hAnsi="Times New Roman" w:cs="Times New Roman"/>
-          <w:bCs/>
-          <w:sz w:val="28"/>
-          <w:szCs w:val="28"/>
-        </w:rPr>
-        <w:t>о</w:t>
-      </w:r>
-      <w:r>
-        <w:rPr>
-          <w:rFonts w:ascii="Times New Roman" w:hAnsi="Times New Roman" w:cs="Times New Roman"/>
-          <w:bCs/>
-          <w:sz w:val="28"/>
-          <w:szCs w:val="28"/>
-        </w:rPr>
-        <w:t>мер дня недели, после чего выводит название предыдущего дня. При вводе неверного номера программа должна выдавать сообщение об ошибке.</w:t>
+        <w:t>(по вариантам) следующие задачи. При решении задачи можете использовать выпадающий список для получения входных данных от пользователя.</w:t>
+      </w:r>
+    </w:p>
+    <w:p>
+      <w:pPr>
+        <w:spacing w:after="0" w:line="240" w:lineRule="auto"/>
+        <w:ind w:firstLine="709"/>
+        <w:jc w:val="both"/>
+        <w:rPr>
+          <w:rFonts w:ascii="Times New Roman" w:hAnsi="Times New Roman" w:cs="Times New Roman"/>
+          <w:bCs/>
+          <w:sz w:val="28"/>
+          <w:szCs w:val="28"/>
+        </w:rPr>
+      </w:pPr>
+      <w:r>
+        <w:rPr>
+          <w:rFonts w:ascii="Times New Roman" w:hAnsi="Times New Roman" w:cs="Times New Roman"/>
+          <w:bCs/>
+          <w:sz w:val="28"/>
+          <w:szCs w:val="28"/>
+        </w:rPr>
+        <w:t>1) Написать программу, которая запрашивает у пользователя номер дня недели, после чего выводит название предыдущего дня. При вводе неверного номера программа должна выдавать сообщение об ошибке.</w:t>
       </w:r>
     </w:p>
     <w:p>
@@ -1409,123 +1321,51 @@
           <w:sz w:val="28"/>
           <w:szCs w:val="28"/>
         </w:rPr>
-        <w:t>3) Написать программу, которая по введенному пользователем номеру времени года (1-зима, 2-весна, 3-лето, 4-осень), выдает соотве</w:t>
-      </w:r>
-      <w:r>
-        <w:rPr>
-          <w:rFonts w:ascii="Times New Roman" w:hAnsi="Times New Roman" w:cs="Times New Roman"/>
-          <w:bCs/>
-          <w:sz w:val="28"/>
-          <w:szCs w:val="28"/>
-        </w:rPr>
-        <w:t>т</w:t>
-      </w:r>
-      <w:r>
-        <w:rPr>
-          <w:rFonts w:ascii="Times New Roman" w:hAnsi="Times New Roman" w:cs="Times New Roman"/>
-          <w:bCs/>
-          <w:sz w:val="28"/>
-          <w:szCs w:val="28"/>
-        </w:rPr>
-        <w:t>ствующие этому времени года месяцы.</w:t>
-      </w:r>
-    </w:p>
-    <w:p>
-      <w:pPr>
-        <w:spacing w:after="0" w:line="240" w:lineRule="auto"/>
-        <w:ind w:firstLine="709"/>
-        <w:jc w:val="both"/>
-        <w:rPr>
-          <w:rFonts w:ascii="Times New Roman" w:hAnsi="Times New Roman" w:cs="Times New Roman"/>
-          <w:bCs/>
-          <w:sz w:val="28"/>
-          <w:szCs w:val="28"/>
-        </w:rPr>
-      </w:pPr>
-      <w:r>
-        <w:rPr>
-          <w:rFonts w:ascii="Times New Roman" w:hAnsi="Times New Roman" w:cs="Times New Roman"/>
-          <w:bCs/>
-          <w:sz w:val="28"/>
-          <w:szCs w:val="28"/>
-        </w:rPr>
-        <w:t>4) Написать программу, которая запрашивает у пользователя н</w:t>
-      </w:r>
-      <w:r>
-        <w:rPr>
-          <w:rFonts w:ascii="Times New Roman" w:hAnsi="Times New Roman" w:cs="Times New Roman"/>
-          <w:bCs/>
-          <w:sz w:val="28"/>
-          <w:szCs w:val="28"/>
-        </w:rPr>
-        <w:t>о</w:t>
-      </w:r>
-      <w:r>
-        <w:rPr>
-          <w:rFonts w:ascii="Times New Roman" w:hAnsi="Times New Roman" w:cs="Times New Roman"/>
-          <w:bCs/>
-          <w:sz w:val="28"/>
-          <w:szCs w:val="28"/>
-        </w:rPr>
-        <w:t>мер дня недели, после чего выводит его название. При вводе неверного номера программа должна выдавать сообщение об ошибке.</w:t>
-      </w:r>
-    </w:p>
-    <w:p>
-      <w:pPr>
-        <w:spacing w:after="0" w:line="240" w:lineRule="auto"/>
-        <w:ind w:firstLine="709"/>
-        <w:jc w:val="both"/>
-        <w:rPr>
-          <w:rFonts w:ascii="Times New Roman" w:hAnsi="Times New Roman" w:cs="Times New Roman"/>
-          <w:bCs/>
-          <w:sz w:val="28"/>
-          <w:szCs w:val="28"/>
-        </w:rPr>
-      </w:pPr>
-      <w:r>
-        <w:rPr>
-          <w:rFonts w:ascii="Times New Roman" w:hAnsi="Times New Roman" w:cs="Times New Roman"/>
-          <w:bCs/>
-          <w:sz w:val="28"/>
-          <w:szCs w:val="28"/>
-        </w:rPr>
-        <w:t>5) Написать программу, которая запрашивает у пользователя н</w:t>
-      </w:r>
-      <w:r>
-        <w:rPr>
-          <w:rFonts w:ascii="Times New Roman" w:hAnsi="Times New Roman" w:cs="Times New Roman"/>
-          <w:bCs/>
-          <w:sz w:val="28"/>
-          <w:szCs w:val="28"/>
-        </w:rPr>
-        <w:t>о</w:t>
-      </w:r>
-      <w:r>
-        <w:rPr>
-          <w:rFonts w:ascii="Times New Roman" w:hAnsi="Times New Roman" w:cs="Times New Roman"/>
-          <w:bCs/>
-          <w:sz w:val="28"/>
-          <w:szCs w:val="28"/>
-        </w:rPr>
-        <w:t>мер дня недели и выводит одно из сообщений: Рабочий день, Суббота или Воскресенье. При вводе неверного номера программа должна выд</w:t>
-      </w:r>
-      <w:r>
-        <w:rPr>
-          <w:rFonts w:ascii="Times New Roman" w:hAnsi="Times New Roman" w:cs="Times New Roman"/>
-          <w:bCs/>
-          <w:sz w:val="28"/>
-          <w:szCs w:val="28"/>
-        </w:rPr>
-        <w:t>а</w:t>
-      </w:r>
-      <w:r>
-        <w:rPr>
-          <w:rFonts w:ascii="Times New Roman" w:hAnsi="Times New Roman" w:cs="Times New Roman"/>
-          <w:bCs/>
-          <w:sz w:val="28"/>
-          <w:szCs w:val="28"/>
-        </w:rPr>
-        <w:t>вать сообщение об ошибке.</w:t>
+        <w:t>3) Написать программу, которая по введенному пользователем номеру времени года (1-зима, 2-весна, 3-лето, 4-осень), выдает соответствующие этому времени года месяцы.</w:t>
+      </w:r>
+    </w:p>
+    <w:p>
+      <w:pPr>
+        <w:spacing w:after="0" w:line="240" w:lineRule="auto"/>
+        <w:ind w:firstLine="709"/>
+        <w:jc w:val="both"/>
+        <w:rPr>
+          <w:rFonts w:ascii="Times New Roman" w:hAnsi="Times New Roman" w:cs="Times New Roman"/>
+          <w:bCs/>
+          <w:sz w:val="28"/>
+          <w:szCs w:val="28"/>
+        </w:rPr>
+      </w:pPr>
+      <w:r>
+        <w:rPr>
+          <w:rFonts w:ascii="Times New Roman" w:hAnsi="Times New Roman" w:cs="Times New Roman"/>
+          <w:bCs/>
+          <w:sz w:val="28"/>
+          <w:szCs w:val="28"/>
+        </w:rPr>
+        <w:t>4) Написать программу, которая запрашивает у пользователя номер дня недели, после чего выводит его название. При вводе неверного номера программа должна выдавать сообщение об ошибке.</w:t>
+      </w:r>
+    </w:p>
+    <w:p>
+      <w:pPr>
+        <w:spacing w:after="0" w:line="240" w:lineRule="auto"/>
+        <w:ind w:firstLine="709"/>
+        <w:jc w:val="both"/>
+        <w:rPr>
+          <w:rFonts w:ascii="Times New Roman" w:hAnsi="Times New Roman" w:cs="Times New Roman"/>
+          <w:bCs/>
+          <w:sz w:val="28"/>
+          <w:szCs w:val="28"/>
+        </w:rPr>
+      </w:pPr>
+      <w:r>
+        <w:rPr>
+          <w:rFonts w:ascii="Times New Roman" w:hAnsi="Times New Roman" w:cs="Times New Roman"/>
+          <w:bCs/>
+          <w:sz w:val="28"/>
+          <w:szCs w:val="28"/>
+        </w:rPr>
+        <w:t>5) Написать программу, которая запрашивает у пользователя номер дня недели и выводит одно из сообщений: Рабочий день, Суббота или Воскресенье. При вводе неверного номера программа должна выдавать сообщение об ошибке.</w:t>
       </w:r>
     </w:p>
     <w:p>
@@ -1635,25 +1475,7 @@
           <w:sz w:val="28"/>
           <w:szCs w:val="28"/>
         </w:rPr>
-        <w:t>10) Написать программу, которая запрашивает у пользователя н</w:t>
-      </w:r>
-      <w:r>
-        <w:rPr>
-          <w:rFonts w:ascii="Times New Roman" w:hAnsi="Times New Roman" w:cs="Times New Roman"/>
-          <w:bCs/>
-          <w:sz w:val="28"/>
-          <w:szCs w:val="28"/>
-        </w:rPr>
-        <w:t>о</w:t>
-      </w:r>
-      <w:r>
-        <w:rPr>
-          <w:rFonts w:ascii="Times New Roman" w:hAnsi="Times New Roman" w:cs="Times New Roman"/>
-          <w:bCs/>
-          <w:sz w:val="28"/>
-          <w:szCs w:val="28"/>
-        </w:rPr>
-        <w:t>мер дня недели, после чего выводит название следующего дня. При вводе неверного номера программа должна выдавать сообщение об ошибке.</w:t>
+        <w:t>10) Написать программу, которая запрашивает у пользователя номер дня недели, после чего выводит название следующего дня. При вводе неверного номера программа должна выдавать сообщение об ошибке.</w:t>
       </w:r>
     </w:p>
     <w:p>
@@ -1690,27 +1512,7 @@
           <w:szCs w:val="28"/>
           <w:u w:val="single"/>
         </w:rPr>
-        <w:t>Задание 3. Условные операторы в пользовательском инте</w:t>
-      </w:r>
-      <w:r>
-        <w:rPr>
-          <w:rFonts w:ascii="Times New Roman" w:hAnsi="Times New Roman" w:cs="Times New Roman"/>
-          <w:b/>
-          <w:sz w:val="28"/>
-          <w:szCs w:val="28"/>
-          <w:u w:val="single"/>
-        </w:rPr>
-        <w:t>р</w:t>
-      </w:r>
-      <w:r>
-        <w:rPr>
-          <w:rFonts w:ascii="Times New Roman" w:hAnsi="Times New Roman" w:cs="Times New Roman"/>
-          <w:b/>
-          <w:sz w:val="28"/>
-          <w:szCs w:val="28"/>
-          <w:u w:val="single"/>
-        </w:rPr>
-        <w:t>фейсе</w:t>
+        <w:t>Задание 3. Условные операторы в пользовательском интерфейсе</w:t>
       </w:r>
     </w:p>
     <w:p>
@@ -1876,23 +1678,7 @@
           <w:sz w:val="28"/>
           <w:szCs w:val="28"/>
         </w:rPr>
-        <w:t xml:space="preserve"> (обработка выбранного пункта меню), либо с использов</w:t>
-      </w:r>
-      <w:r>
-        <w:rPr>
-          <w:rFonts w:ascii="Times New Roman" w:hAnsi="Times New Roman" w:cs="Times New Roman"/>
-          <w:sz w:val="28"/>
-          <w:szCs w:val="28"/>
-        </w:rPr>
-        <w:t>а</w:t>
-      </w:r>
-      <w:r>
-        <w:rPr>
-          <w:rFonts w:ascii="Times New Roman" w:hAnsi="Times New Roman" w:cs="Times New Roman"/>
-          <w:sz w:val="28"/>
-          <w:szCs w:val="28"/>
-        </w:rPr>
-        <w:t xml:space="preserve">нием переключателя </w:t>
+        <w:t xml:space="preserve"> (обработка выбранного пункта меню), либо с использованием переключателя </w:t>
       </w:r>
       <w:proofErr w:type="spellStart"/>
       <w:r>
@@ -2040,43 +1826,27 @@
           <w:sz w:val="28"/>
           <w:szCs w:val="28"/>
         </w:rPr>
-        <w:t>2) площадь прямоугольника, площадь равнобедренного треугол</w:t>
-      </w:r>
-      <w:r>
-        <w:rPr>
-          <w:rFonts w:ascii="Times New Roman" w:hAnsi="Times New Roman" w:cs="Times New Roman"/>
-          <w:sz w:val="28"/>
-          <w:szCs w:val="28"/>
-        </w:rPr>
-        <w:t>ь</w:t>
-      </w:r>
-      <w:r>
-        <w:rPr>
-          <w:rFonts w:ascii="Times New Roman" w:hAnsi="Times New Roman" w:cs="Times New Roman"/>
-          <w:sz w:val="28"/>
-          <w:szCs w:val="28"/>
-        </w:rPr>
-        <w:t>ника, площадь эллипса;</w:t>
-      </w:r>
-    </w:p>
-    <w:p>
-      <w:pPr>
-        <w:spacing w:after="0" w:line="240" w:lineRule="auto"/>
-        <w:ind w:firstLine="709"/>
-        <w:jc w:val="both"/>
-        <w:rPr>
-          <w:rFonts w:ascii="Times New Roman" w:hAnsi="Times New Roman" w:cs="Times New Roman"/>
-          <w:sz w:val="28"/>
-          <w:szCs w:val="28"/>
-        </w:rPr>
-      </w:pPr>
-      <w:r>
-        <w:rPr>
-          <w:rFonts w:ascii="Times New Roman" w:hAnsi="Times New Roman" w:cs="Times New Roman"/>
-          <w:sz w:val="28"/>
-          <w:szCs w:val="28"/>
-        </w:rPr>
         <w:lastRenderedPageBreak/>
+        <w:t>2) площадь прямоугольника, площадь равнобедренного треугольника, площадь эллипса;</w:t>
+      </w:r>
+    </w:p>
+    <w:p>
+      <w:pPr>
+        <w:spacing w:after="0" w:line="240" w:lineRule="auto"/>
+        <w:ind w:firstLine="709"/>
+        <w:jc w:val="both"/>
+        <w:rPr>
+          <w:rFonts w:ascii="Times New Roman" w:hAnsi="Times New Roman" w:cs="Times New Roman"/>
+          <w:sz w:val="28"/>
+          <w:szCs w:val="28"/>
+        </w:rPr>
+      </w:pPr>
+      <w:r>
+        <w:rPr>
+          <w:rFonts w:ascii="Times New Roman" w:hAnsi="Times New Roman" w:cs="Times New Roman"/>
+          <w:sz w:val="28"/>
+          <w:szCs w:val="28"/>
+        </w:rPr>
         <w:t>3) площадь многоугольника, площадь ромба, площадь круга;</w:t>
       </w:r>
     </w:p>
@@ -2097,59 +1867,27 @@
           <w:sz w:val="28"/>
           <w:szCs w:val="28"/>
         </w:rPr>
-        <w:t>4) площадь квадрата, площадь трапеции, площадь параллел</w:t>
-      </w:r>
-      <w:r>
-        <w:rPr>
-          <w:rFonts w:ascii="Times New Roman" w:hAnsi="Times New Roman" w:cs="Times New Roman"/>
-          <w:sz w:val="28"/>
-          <w:szCs w:val="28"/>
-        </w:rPr>
-        <w:t>о</w:t>
-      </w:r>
-      <w:r>
-        <w:rPr>
-          <w:rFonts w:ascii="Times New Roman" w:hAnsi="Times New Roman" w:cs="Times New Roman"/>
-          <w:sz w:val="28"/>
-          <w:szCs w:val="28"/>
-        </w:rPr>
-        <w:t>грамма;</w:t>
-      </w:r>
-    </w:p>
-    <w:p>
-      <w:pPr>
-        <w:spacing w:after="0" w:line="240" w:lineRule="auto"/>
-        <w:ind w:firstLine="709"/>
-        <w:jc w:val="both"/>
-        <w:rPr>
-          <w:rFonts w:ascii="Times New Roman" w:hAnsi="Times New Roman" w:cs="Times New Roman"/>
-          <w:sz w:val="28"/>
-          <w:szCs w:val="28"/>
-        </w:rPr>
-      </w:pPr>
-      <w:r>
-        <w:rPr>
-          <w:rFonts w:ascii="Times New Roman" w:hAnsi="Times New Roman" w:cs="Times New Roman"/>
-          <w:sz w:val="28"/>
-          <w:szCs w:val="28"/>
-        </w:rPr>
-        <w:t>5) площадь прямоугольника, площадь прямоугольного треугол</w:t>
-      </w:r>
-      <w:r>
-        <w:rPr>
-          <w:rFonts w:ascii="Times New Roman" w:hAnsi="Times New Roman" w:cs="Times New Roman"/>
-          <w:sz w:val="28"/>
-          <w:szCs w:val="28"/>
-        </w:rPr>
-        <w:t>ь</w:t>
-      </w:r>
-      <w:r>
-        <w:rPr>
-          <w:rFonts w:ascii="Times New Roman" w:hAnsi="Times New Roman" w:cs="Times New Roman"/>
-          <w:sz w:val="28"/>
-          <w:szCs w:val="28"/>
-        </w:rPr>
-        <w:t>ника, площадь многоугольника;</w:t>
+        <w:t>4) площадь квадрата, площадь трапеции, площадь параллелограмма;</w:t>
+      </w:r>
+    </w:p>
+    <w:p>
+      <w:pPr>
+        <w:spacing w:after="0" w:line="240" w:lineRule="auto"/>
+        <w:ind w:firstLine="709"/>
+        <w:jc w:val="both"/>
+        <w:rPr>
+          <w:rFonts w:ascii="Times New Roman" w:hAnsi="Times New Roman" w:cs="Times New Roman"/>
+          <w:sz w:val="28"/>
+          <w:szCs w:val="28"/>
+        </w:rPr>
+      </w:pPr>
+      <w:r>
+        <w:rPr>
+          <w:rFonts w:ascii="Times New Roman" w:hAnsi="Times New Roman" w:cs="Times New Roman"/>
+          <w:sz w:val="28"/>
+          <w:szCs w:val="28"/>
+        </w:rPr>
+        <w:t>5) площадь прямоугольника, площадь прямоугольного треугольника, площадь многоугольника;</w:t>
       </w:r>
     </w:p>
     <w:p>
@@ -2189,23 +1927,7 @@
           <w:sz w:val="28"/>
           <w:szCs w:val="28"/>
         </w:rPr>
-        <w:t>7) площадь многоугольника, площадь эллипса, площадь паралл</w:t>
-      </w:r>
-      <w:r>
-        <w:rPr>
-          <w:rFonts w:ascii="Times New Roman" w:hAnsi="Times New Roman" w:cs="Times New Roman"/>
-          <w:sz w:val="28"/>
-          <w:szCs w:val="28"/>
-        </w:rPr>
-        <w:t>е</w:t>
-      </w:r>
-      <w:r>
-        <w:rPr>
-          <w:rFonts w:ascii="Times New Roman" w:hAnsi="Times New Roman" w:cs="Times New Roman"/>
-          <w:sz w:val="28"/>
-          <w:szCs w:val="28"/>
-        </w:rPr>
-        <w:t>лограмма;</w:t>
+        <w:t>7) площадь многоугольника, площадь эллипса, площадь параллелограмма;</w:t>
       </w:r>
     </w:p>
     <w:p>
@@ -2319,23 +2041,7 @@
           <w:sz w:val="28"/>
           <w:szCs w:val="28"/>
         </w:rPr>
-        <w:t>1) Какие типы операторов используются для реализации алгори</w:t>
-      </w:r>
-      <w:r>
-        <w:rPr>
-          <w:rFonts w:ascii="Times New Roman" w:hAnsi="Times New Roman"/>
-          <w:sz w:val="28"/>
-          <w:szCs w:val="28"/>
-        </w:rPr>
-        <w:t>т</w:t>
-      </w:r>
-      <w:r>
-        <w:rPr>
-          <w:rFonts w:ascii="Times New Roman" w:hAnsi="Times New Roman"/>
-          <w:sz w:val="28"/>
-          <w:szCs w:val="28"/>
-        </w:rPr>
-        <w:t>мов разветвляющихся структур?</w:t>
+        <w:t>1) Какие типы операторов используются для реализации алгоритмов разветвляющихся структур?</w:t>
       </w:r>
     </w:p>
     <w:p>
@@ -2369,21 +2075,7 @@
           <w:rFonts w:ascii="Times New Roman" w:hAnsi="Times New Roman"/>
           <w:sz w:val="28"/>
         </w:rPr>
-        <w:t xml:space="preserve"> внутри ко</w:t>
-      </w:r>
-      <w:r>
-        <w:rPr>
-          <w:rFonts w:ascii="Times New Roman" w:hAnsi="Times New Roman"/>
-          <w:sz w:val="28"/>
-        </w:rPr>
-        <w:t>н</w:t>
-      </w:r>
-      <w:r>
-        <w:rPr>
-          <w:rFonts w:ascii="Times New Roman" w:hAnsi="Times New Roman"/>
-          <w:sz w:val="28"/>
-        </w:rPr>
-        <w:t xml:space="preserve">струкции </w:t>
+        <w:t xml:space="preserve"> внутри конструкции </w:t>
       </w:r>
       <w:proofErr w:type="spellStart"/>
       <w:r>
@@ -2606,6 +2298,7 @@
   <w:style w:type="paragraph" w:default="1" w:styleId="a">
     <w:name w:val="Normal"/>
     <w:qFormat/>
+    <w:rsid w:val="00F3617A"/>
   </w:style>
   <w:style w:type="character" w:default="1" w:styleId="a0">
     <w:name w:val="Default Paragraph Font"/>
